--- a/project/source_documents/lot_03/Compromis de cession d_un cabinet médical.docx
+++ b/project/source_documents/lot_03/Compromis de cession d_un cabinet médical.docx
@@ -2099,7 +2099,7 @@
           <w:szCs w:val="20"/>
           <w:rtl w:val="0"/>
         </w:rPr>
-        <w:t xml:space="preserve">[civilite_acquereur_representant] [prenom_acquereur_representant] [nom_acquereur_representant] est propriétaire des éléments constitutifs du cabinet pour l’avoir régulièrement créé le [date_origine_propriete]</w:t>
+        <w:t>[origine_propriete_phrase]</w:t>
       </w:r>
     </w:p>
     <w:p>
@@ -2280,7 +2280,7 @@
           <w:szCs w:val="20"/>
           <w:rtl w:val="0"/>
         </w:rPr>
-        <w:t xml:space="preserve">Les locaux sont composés d’une pièce de [superficie_local] mètres carrés au sein d’un cabinet dentaire avec jouissance de la salle d’attente et des toilettes.</w:t>
+        <w:t>Les locaux sont composés d’une pièce de [superficie_local] mètres carrés au sein d’un cabinet médical avec jouissance de la salle d’attente et des toilettes.</w:t>
       </w:r>
     </w:p>
     <w:p>
@@ -2352,7 +2352,7 @@
           <w:szCs w:val="20"/>
           <w:rtl w:val="0"/>
         </w:rPr>
-        <w:t xml:space="preserve">Ce bail autorise l’exercice de l’activité de chirurgien-dentiste, stomatologue, docteur en médecine.</w:t>
+        <w:t>Ce bail autorise l’exercice de l’activité de profession médicale et paramédicale.</w:t>
       </w:r>
     </w:p>
     <w:p>

--- a/project/source_documents/lot_03/Compromis de cession d_un cabinet médical.docx
+++ b/project/source_documents/lot_03/Compromis de cession d_un cabinet médical.docx
@@ -2848,7 +2848,7 @@
                 <w:szCs w:val="20"/>
                 <w:rtl w:val="0"/>
               </w:rPr>
-              <w:t xml:space="preserve">[chiffre_affaires_1] €</w:t>
+              <w:t>[chiffre_affaires_2] €</w:t>
             </w:r>
           </w:p>
         </w:tc>
@@ -4363,7 +4363,7 @@
           <w:u w:val="single"/>
           <w:rtl w:val="0"/>
         </w:rPr>
-        <w:t xml:space="preserve">[date_origine_propriete] PREVUE DE REALISATION</w:t>
+        <w:t>DATE PREVUE DE REALISATION</w:t>
       </w:r>
     </w:p>
     <w:p>

--- a/project/source_documents/lot_03/Compromis de cession d_un cabinet médical.docx
+++ b/project/source_documents/lot_03/Compromis de cession d_un cabinet médical.docx
@@ -315,14 +315,36 @@
       <w:bookmarkEnd w:id="0"/>
       <w:r>
         <w:rPr>
-          <w:rFonts w:ascii="Roboto" w:cs="Roboto" w:eastAsia="Roboto" w:hAnsi="Roboto"/>
-          <w:b w:val="1"/>
-          <w:bCs w:val="1"/>
-          <w:sz w:val="20"/>
-          <w:szCs w:val="20"/>
-          <w:rtl w:val="0"/>
-        </w:rPr>
-        <w:t xml:space="preserve">[civilite_vendeur] [prenom_vendeur] [nom_vendeur], </w:t>
+          <w:b w:val="false"/>
+          <w:rFonts w:ascii="Roboto" w:cs="Roboto" w:eastAsia="Roboto" w:hAnsi="Roboto"/>
+          <w:bCs w:val="1"/>
+          <w:sz w:val="20"/>
+          <w:szCs w:val="20"/>
+          <w:rtl w:val="0"/>
+        </w:rPr>
+        <w:t xml:space="preserve">[civilite_vendeur] [prenom_vendeur] </w:t>
+      </w:r>
+      <w:r>
+        <w:rPr>
+          <w:rFonts w:ascii="Roboto" w:cs="Roboto" w:eastAsia="Roboto" w:hAnsi="Roboto"/>
+          <w:b w:val="1"/>
+          <w:bCs w:val="1"/>
+          <w:sz w:val="20"/>
+          <w:szCs w:val="20"/>
+          <w:rtl w:val="0"/>
+        </w:rPr>
+        <w:t>[nom_vendeur]</w:t>
+      </w:r>
+      <w:r>
+        <w:rPr>
+          <w:b w:val="false"/>
+          <w:rFonts w:ascii="Roboto" w:cs="Roboto" w:eastAsia="Roboto" w:hAnsi="Roboto"/>
+          <w:bCs w:val="1"/>
+          <w:sz w:val="20"/>
+          <w:szCs w:val="20"/>
+          <w:rtl w:val="0"/>
+        </w:rPr>
+        <w:t xml:space="preserve">, </w:t>
       </w:r>
       <w:r>
         <w:rPr>
@@ -2798,7 +2820,7 @@
                 <w:szCs w:val="20"/>
                 <w:rtl w:val="0"/>
               </w:rPr>
-              <w:t xml:space="preserve">[resultat_1]</w:t>
+              <w:t>[resultat_1] €</w:t>
             </w:r>
           </w:p>
         </w:tc>
@@ -2870,7 +2892,7 @@
                 <w:szCs w:val="20"/>
                 <w:rtl w:val="0"/>
               </w:rPr>
-              <w:t xml:space="preserve">[resultat_1]</w:t>
+              <w:t>[resultat_2] €</w:t>
             </w:r>
           </w:p>
         </w:tc>
@@ -2942,7 +2964,7 @@
                 <w:szCs w:val="20"/>
                 <w:rtl w:val="0"/>
               </w:rPr>
-              <w:t xml:space="preserve">[resultat_3]</w:t>
+              <w:t>[resultat_3] €</w:t>
             </w:r>
           </w:p>
         </w:tc>
